--- a/开发相关文档/AI提示词/20261018-AI实践与大数据分阶段执行包/S01-毕设范围数据指标与评价契约.docx
+++ b/开发相关文档/AI提示词/20261018-AI实践与大数据分阶段执行包/S01-毕设范围数据指标与评价契约.docx
@@ -19,7 +19,7 @@
         <w:widowControl/>
       </w:pPr>
       <w:r>
-        <w:t>V2 大数据主线优先  2026年10月19日  必做  建议安排 第1周前段</w:t>
+        <w:t xml:space="preserve">V2 20261021修订  依据V2-S01-r2  已交付 优先核验复用</w:t>
       </w:r>
     </w:p>
     <w:p>
@@ -27,7 +27,15 @@
         <w:widowControl/>
       </w:pPr>
       <w:r>
-        <w:t>用法  单独上传本文件，并发送“只执行本阶段，完成验收与交接后停止”。V2编号已重排，请勿混用旧版同号文件。</w:t>
+        <w:t xml:space="preserve">用法  先读任务交接与20261021计划书，再发送“只执行本阶段，保护已有修改，更新交接后停止”。本包修订不等于阶段实施或新增授权。</w:t>
+      </w:r>
+    </w:p>
+    <w:p>
+      <w:pPr>
+        <w:widowControl/>
+      </w:pPr>
+      <w:r>
+        <w:t xml:space="preserve">20261021修订：S00–S05已交付；S06工程与实验完成、J1待评；S07–S10未实施，S11默认跳过。以最新交接和源码为准，已具备能力核验复用。</w:t>
       </w:r>
     </w:p>
     <w:p>
@@ -57,7 +65,7 @@
         <w:widowControl/>
       </w:pPr>
       <w:r>
-        <w:t>请只执行 S01 毕设范围数据指标与评价契约。目标：冻结数据科学与大数据技术专业的核心范围、数据契约和早期评价方法。先设计现有数据到Spark的独立闭环，再定义最小AI实践增量。本阶段写设计材料，不运行迁移或修改业务代码。</w:t>
+        <w:t xml:space="preserve">请只执行S01契约核验。V2-S01-r2及A/B设计已有批准，先复核确认记录与当前差异；同范围不重新设计、改阈值或重复索取设计批准。仅在用户明确要求契约变更时列差异与影响，未批准部分不实施。</w:t>
       </w:r>
     </w:p>
     <w:p>
@@ -85,7 +93,7 @@
         <w:ind w:left="198" w:hanging="198"/>
       </w:pPr>
       <w:r>
-        <w:t>1  你是能读取本地仓库的开发AI。根目录为C:\Users\Administrator\Desktop\毕业设计\ScholarHub。每次只执行一个阶段；本包不授权自动执行整包。先核对当前源码、Git与日志，保护已有未提交修改；无源码访问先列缺少材料。</w:t>
+        <w:t xml:space="preserve">1  根目录为C:\Users\Administrator\Desktop\毕业设计\ScholarHub。先读开发相关文档/任务交接.md及开发相关文档/开发规划/20261021-大数据主线最小改动与AI实践衔接计划书.md，核对本阶段报告、当前Git和用户最新指令。每次只执行一个阶段，保护既有未提交工作；无源码访问先列缺少材料，不从S00重新初始化。</w:t>
       </w:r>
     </w:p>
     <w:p>
@@ -94,7 +102,7 @@
         <w:ind w:left="198" w:hanging="198"/>
       </w:pPr>
       <w:r>
-        <w:t>2  先读AGENTS.md和可用的stop-that-shit、frontend-backend-code-standards；前端沿用现有设计规范。保持Vue/TypeScript、FastAPI/SQLAlchemy/MySQL及Provider，复用既有结果模块化、测试与图表，不重建项目或无关格式化。</w:t>
+        <w:t xml:space="preserve">2  遵守AGENTS.md、stop-that-shit和frontend-backend-code-standards；沿用现有Vue/TypeScript、FastAPI/SQLAlchemy/MySQL、Provider及界面设计，复用分析链。状态/字段/评分以已批准V2-S01-r2为准，不重建平台。</w:t>
       </w:r>
     </w:p>
     <w:p>
@@ -139,7 +147,7 @@
         <w:ind w:left="198" w:hanging="198"/>
       </w:pPr>
       <w:r>
-        <w:t>7  中文日志沿用开发相关文档/开发日志/开发操作日志.md；报告放开发相关文档/阶段报告/AI大数据改造/V2。编号已按V2重排，旧阶段报告只经内容映射复用，不覆盖旧报告。不自动提交、推送、发布或开始下一阶段。</w:t>
+        <w:t xml:space="preserve">7  中文日志沿用开发相关文档/开发日志/开发操作日志.md，报告放开发相关文档/阶段报告/AI大数据改造/V2。阶段结束、关键阻塞、换AI或准备压缩前先更新开发相关文档/任务交接.md：任务卡、已改文件、实际命令/证据、授权与消耗、缺口、恢复点和下一步。不得只留聊天纪要；不自动提交、推送、发布或开始下一阶段。</w:t>
       </w:r>
     </w:p>
     <w:p>
@@ -188,7 +196,7 @@
         <w:ind w:left="198" w:hanging="198"/>
       </w:pPr>
       <w:r>
-        <w:t>1  建立一页范围表：首要用户、具体实践困难、分析问题、可演示成果、必做/选做/停止线。S00至S06形成独立大数据核心；S07至S10完成最小AI联合主线；S11默认跳过，S12/S13保留实验与论文时间。</w:t>
+        <w:t xml:space="preserve">1  核对既定范围：S00–S06独立大数据核心，S07–S10最小AI联合；S11默认跳过，S12/S13优先实验与论文。用户、问题、分析单位及停止线沿用批准契约。</w:t>
       </w:r>
     </w:p>
     <w:p>
@@ -197,7 +205,7 @@
         <w:ind w:left="198" w:hanging="198"/>
       </w:pPr>
       <w:r>
-        <w:t>2  选择至少一个能由现有数据回答的专题，推荐提交修订与验收进展，并给固定群组、单位、窗口、状态截止时刻、分母和独立答案。已记录分钟/活跃日是背景；任务完成与逾期未完、提交修订与教师确认是过程指标。状态快照不能重建未保存的历史日状态。</w:t>
+        <w:t xml:space="preserve">2  沿用同群组提交修订/教师确认专题；分钟/活跃日为背景，任务兑现/逾期为过程，保留固定窗口、分母和独立答案。当前状态快照不能还原历史日终状态。</w:t>
       </w:r>
     </w:p>
     <w:p>
@@ -206,7 +214,7 @@
         <w:ind w:left="198" w:hanging="198"/>
       </w:pPr>
       <w:r>
-        <w:t>3  逐源固定Schema、主键、关系、更新时间限制、可抽取白名单、数据类型和质量规则。学习记录用完整窗口一致性快照，可信教学来源依据ACCEPT Feedback关联；NULL与0分开，199/200为99.5%，取消任务纳入任务分母并另列，无任务为无样本，UTC时间与DATE分别处理。</w:t>
+        <w:t xml:space="preserve">3  复核10表源白名单、主外键/类型/nullable及质量规则。保持完整窗口一致性快照、可信ACCEPT来源、NULL/0、199/200、取消分母、无样本及UTC/DATE语义，不临时改口径。</w:t>
       </w:r>
     </w:p>
     <w:p>
@@ -215,7 +223,7 @@
         <w:ind w:left="198" w:hanging="198"/>
       </w:pPr>
       <w:r>
-        <w:t>4  给出快照→ODS→DWD→ADS→结果发布→只读API→个人图表的最小实体和接口示例。确定batch_id、source_cutoff、schema_version、metric_version、dataset_kind、owner_user_id和空批次权限；完成批次不可覆盖，普通GET不运行Spark。</w:t>
+        <w:t xml:space="preserve">4  保持快照→ODS→DWD→ADS→受控发布→本人GET→图表；核对batch/owner/cutoff/版本/dataset_kind和空批鉴权。完成批次不可覆盖，GET不启动Spark或模型。</w:t>
       </w:r>
     </w:p>
     <w:p>
@@ -224,7 +232,7 @@
         <w:ind w:left="198" w:hanging="198"/>
       </w:pPr>
       <w:r>
-        <w:t>5  定义固定小样本与独立预期结果，覆盖重复/冲突、缺失、跨日、伪来源、源修改删除和空结果。规划独立多主体合成规模集，固定生成种子与分布，按硬件选1万/10万/100万档，记录输入字节、分区和冷热启动；同口径Python或SQL作基线。</w:t>
+        <w:t xml:space="preserve">5  复用固定小样本/独立答案、合成生成种子、主体分布和已有1万/10万实验；百万未选。保留同口径基线/冷热启动方法，不因本次核验重新生成所有输入或重跑实验。</w:t>
       </w:r>
     </w:p>
     <w:p>
@@ -233,7 +241,7 @@
         <w:ind w:left="198" w:hanging="198"/>
       </w:pPr>
       <w:r>
-        <w:t>6  定义AI最小固定Python CSV模板与验收项，沿用已有提示/讲解/静态评审。提前建立12至20个正确、错误、信息不足案例和参考答案，冻结问题命中、漏报、误报、错误通过及反馈可执行性的计分单位、评分人、分母和S08准入阈值；阈值未确定不称质量通过。真实模型、输入范围和调用预算另有明确授权后才运行。</w:t>
+        <w:t xml:space="preserve">6  复用固定python-learning-csv/1.0、C01–C06、Q01–Q16及7个输出向量：正确4、错误9、信息不足3；78已知判定单元、69已知正确、18未知。按r2执行规则核对加J1，不要求R1/R2人工双评。冻结答案及原门槛不变，模型/输入/费用另获实际授权。</w:t>
       </w:r>
     </w:p>
     <w:p>
@@ -260,7 +268,7 @@
         <w:ind w:left="198" w:hanging="198"/>
       </w:pPr>
       <w:r>
-        <w:t>9  列出确切变更、迁移/API与用量影响，按大数据核心、最小AI、选做分别批准。明确周门槛与缩减项，提供完整材料后停在必要确认点，不能由AI自行记录已获用户批准。</w:t>
+        <w:t xml:space="preserve">9  A/B批准范围内核验复用；新增依赖/API/持久化/质量门槛先列差异，未经确认不实施。设计批准不等于写库、模型费用或后续阶段指令。</w:t>
       </w:r>
     </w:p>
     <w:p>
